--- a/Trabalho Final de análise de algoritmos.docx
+++ b/Trabalho Final de análise de algoritmos.docx
@@ -12740,29 +12740,7 @@
                 <w:iCs/>
                 <w:color w:val="006600"/>
               </w:rPr>
-              <w:t xml:space="preserve">A posição praticamente não influencia o tempo. A pesquisa binária divide o espaço de busca ao meio a cada passo, realizando no máximo log₂(N) comparações: ~17 para 100.000, ~18 para 200.000 e ~18 para 300.000 elementos. Por isso o tempo é praticamente constante e imensurável independentemente de o elemento estar no início, meio ou fim do vetor comportamento </w:t>
-            </w:r>
-            <w:proofErr w:type="gramStart"/>
-            <w:r>
-              <w:rPr>
-                <w:b w:val="0"/>
-                <w:bCs w:val="0"/>
-                <w:i/>
-                <w:iCs/>
-                <w:color w:val="006600"/>
-              </w:rPr>
-              <w:t>O(</w:t>
-            </w:r>
-            <w:proofErr w:type="gramEnd"/>
-            <w:r>
-              <w:rPr>
-                <w:b w:val="0"/>
-                <w:bCs w:val="0"/>
-                <w:i/>
-                <w:iCs/>
-                <w:color w:val="006600"/>
-              </w:rPr>
-              <w:t>log n).</w:t>
+              <w:t>A posição do elemento praticamente não mudou o tempo da pesquisa binária. Diferente da pesquisa sequencial, ela não procura item por item. O algoritmo vai dividindo o vetor ao meio até encontrar o valor desejado, então o número de comparações continua baixo mesmo em vetores maiores. Por isso, os tempos ficaram muito próximos de zero na tabela, ou seja, abaixo da precisão exibida pelo cronômetro.</w:t>
             </w:r>
           </w:p>
           <w:p>
@@ -12876,15 +12854,11 @@
                 <w:iCs/>
                 <w:color w:val="006600"/>
               </w:rPr>
-              <w:t>Sim, os resultados confirmam plenamente as complexidades teóricas:</w:t>
-            </w:r>
-          </w:p>
-          <w:p>
-            <w:pPr>
-              <w:numPr>
-                <w:ilvl w:val="0"/>
-                <w:numId w:val="35"/>
-              </w:numPr>
+              <w:t>Sim, os resultados observados estão de acordo com as complexidades teóricas dos algoritmos.</w:t>
+            </w:r>
+          </w:p>
+          <w:p>
+            <w:pPr>
               <w:rPr>
                 <w:b w:val="0"/>
                 <w:bCs w:val="0"/>
@@ -12901,9 +12875,11 @@
                 <w:iCs/>
                 <w:color w:val="006600"/>
               </w:rPr>
-              <w:t>Pesquisa Sequencial</w:t>
-            </w:r>
-            <w:r>
+              <w:t>Na pesquisa sequencial, que possui complexidade O(n), o tempo aumentou conforme o tamanho do vetor e também conforme a posição do elemento pesquisado. Quando o elemento estava mais próximo do início, a busca foi praticamente imediata. Já quando estava mais próximo do final, o tempo foi maior, pois o algoritmo precisou percorrer mais posições até encontrar a chave. Isso pode ser visto nas médias gerais, que foram aproximadamente 0,000043 s para 100.000 elementos, 0,000085 s para 200.000 elementos e 0,000191 s para 300.000 elementos.</w:t>
+            </w:r>
+          </w:p>
+          <w:p>
+            <w:pPr>
               <w:rPr>
                 <w:b w:val="0"/>
                 <w:bCs w:val="0"/>
@@ -12911,8 +12887,7 @@
                 <w:iCs/>
                 <w:color w:val="006600"/>
               </w:rPr>
-              <w:t xml:space="preserve"> </w:t>
-            </w:r>
+            </w:pPr>
             <w:r>
               <w:rPr>
                 <w:b w:val="0"/>
@@ -12921,15 +12896,10 @@
                 <w:iCs/>
                 <w:color w:val="006600"/>
               </w:rPr>
-              <w:t>O(n): o tempo cresceu proporcionalmente tanto à posição do elemento quanto ao tamanho do vetor. O tempo médio passou de ~0,000043 s (100k) para ~0,000085 s (200k) e ~0,000191 s (300k), acompanhando linearmente o aumento da entrada. Buscar o último elemento sempre foi o pior caso, percorrendo todo o vetor.</w:t>
-            </w:r>
-          </w:p>
-          <w:p>
-            <w:pPr>
-              <w:numPr>
-                <w:ilvl w:val="0"/>
-                <w:numId w:val="35"/>
-              </w:numPr>
+              <w:t xml:space="preserve">Na pesquisa binária, que possui complexidade </w:t>
+            </w:r>
+            <w:proofErr w:type="gramStart"/>
+            <w:r>
               <w:rPr>
                 <w:b w:val="0"/>
                 <w:bCs w:val="0"/>
@@ -12937,7 +12907,9 @@
                 <w:iCs/>
                 <w:color w:val="006600"/>
               </w:rPr>
-            </w:pPr>
+              <w:t>O(</w:t>
+            </w:r>
+            <w:proofErr w:type="gramEnd"/>
             <w:r>
               <w:rPr>
                 <w:b w:val="0"/>
@@ -12946,8 +12918,17 @@
                 <w:iCs/>
                 <w:color w:val="006600"/>
               </w:rPr>
-              <w:t>Pesquisa Binária</w:t>
-            </w:r>
+              <w:t>log n), o tempo permaneceu muito baixo em todos os casos, ficando abaixo da precisão exibida nas tabelas. Isso acontece porque o algoritmo não percorre o vetor inteiro, mas divide o intervalo de busca ao meio a cada passo. Para os tamanhos testados, foram necessárias apenas cerca de 17 a 19 comparações, o que explica o tempo praticamente constante mesmo com o aumento da quantidade de elementos.</w:t>
+            </w:r>
+          </w:p>
+          <w:p>
+            <w:pPr>
+              <w:rPr>
+                <w:i/>
+                <w:iCs/>
+                <w:color w:val="006600"/>
+              </w:rPr>
+            </w:pPr>
             <w:r>
               <w:rPr>
                 <w:b w:val="0"/>
@@ -12956,90 +12937,7 @@
                 <w:iCs/>
                 <w:color w:val="006600"/>
               </w:rPr>
-              <w:t xml:space="preserve"> </w:t>
-            </w:r>
-            <w:proofErr w:type="gramStart"/>
-            <w:r>
-              <w:rPr>
-                <w:b w:val="0"/>
-                <w:bCs w:val="0"/>
-                <w:i/>
-                <w:iCs/>
-                <w:color w:val="006600"/>
-              </w:rPr>
-              <w:t>O(</w:t>
-            </w:r>
-            <w:proofErr w:type="gramEnd"/>
-            <w:r>
-              <w:rPr>
-                <w:b w:val="0"/>
-                <w:bCs w:val="0"/>
-                <w:i/>
-                <w:iCs/>
-                <w:color w:val="006600"/>
-              </w:rPr>
-              <w:t>log n): o tempo permaneceu praticamente constante e imensurável (&lt; 1 microssegundo) em todos os tamanhos e posições. Como o número de comparações cresce de forma logarítmica (≈17</w:t>
-            </w:r>
-            <w:r>
-              <w:rPr>
-                <w:b w:val="0"/>
-                <w:bCs w:val="0"/>
-                <w:i/>
-                <w:iCs/>
-                <w:color w:val="006600"/>
-              </w:rPr>
-              <w:t>-</w:t>
-            </w:r>
-            <w:r>
-              <w:rPr>
-                <w:b w:val="0"/>
-                <w:bCs w:val="0"/>
-                <w:i/>
-                <w:iCs/>
-                <w:color w:val="006600"/>
-              </w:rPr>
-              <w:t>18 comparações mesmo para 300.000 elementos), o tamanho do vetor teve impacto desprezível.</w:t>
-            </w:r>
-          </w:p>
-          <w:p>
-            <w:pPr>
-              <w:rPr>
-                <w:b w:val="0"/>
-                <w:bCs w:val="0"/>
-                <w:i/>
-                <w:iCs/>
-                <w:color w:val="006600"/>
-              </w:rPr>
-            </w:pPr>
-            <w:r>
-              <w:rPr>
-                <w:b w:val="0"/>
-                <w:bCs w:val="0"/>
-                <w:i/>
-                <w:iCs/>
-                <w:color w:val="006600"/>
-              </w:rPr>
-              <w:t xml:space="preserve">Comparação final: Para o último elemento do vetor de 300.000, a pesquisa sequencial levou ~0,000435 s </w:t>
-            </w:r>
-            <w:r>
-              <w:rPr>
-                <w:b w:val="0"/>
-                <w:bCs w:val="0"/>
-                <w:i/>
-                <w:iCs/>
-                <w:color w:val="006600"/>
-              </w:rPr>
-              <w:t>contra tempo inferior à precisão exibida na pesquisa binária (&lt; 0,000001 s)</w:t>
-            </w:r>
-            <w:r>
-              <w:rPr>
-                <w:b w:val="0"/>
-                <w:bCs w:val="0"/>
-                <w:i/>
-                <w:iCs/>
-                <w:color w:val="006600"/>
-              </w:rPr>
-              <w:t>. Isso demonstra na prática a enorme vantagem da pesquisa binária em conjuntos ordenados e grandes, ao custo de exigir que os dados estejam previamente ordenados. A pesquisa sequencial, por sua vez, é mais flexível (funciona em dados não ordenados), mas torna-se ineficiente conforme o volume de dados aumenta.</w:t>
+              <w:t>Comparando os dois algoritmos, a diferença fica bem clara. Para um elemento próximo ao final do vetor de 300.000 elementos, a pesquisa sequencial levou cerca de 0,000435 s, enquanto a pesquisa binária ficou abaixo de 0,000001 s na medição apresentada. Com isso, é possível perceber que a pesquisa binária é muito mais eficiente em vetores grandes e ordenados. Por outro lado, a pesquisa sequencial ainda tem a vantagem de funcionar mesmo quando os dados não estão ordenados, embora perca desempenho conforme o tamanho do vetor aumenta.</w:t>
             </w:r>
           </w:p>
           <w:p>
@@ -13202,7 +13100,7 @@
             </wp:anchor>
           </w:drawing>
         </mc:Choice>
-        <mc:Fallback xmlns:w16du="http://schemas.microsoft.com/office/word/2023/wordml/word16du" xmlns:w16sdtfl="http://schemas.microsoft.com/office/word/2024/wordml/sdtformatlock">
+        <mc:Fallback xmlns:w16sdtfl="http://schemas.microsoft.com/office/word/2024/wordml/sdtformatlock" xmlns:w16du="http://schemas.microsoft.com/office/word/2023/wordml/word16du">
           <w:pict>
             <v:line w14:anchorId="36E16485" id="Conector reto 18" o:spid="_x0000_s1026" style="position:absolute;z-index:251663360;visibility:visible;mso-wrap-style:square;mso-width-percent:0;mso-wrap-distance-left:9pt;mso-wrap-distance-top:0;mso-wrap-distance-right:9pt;mso-wrap-distance-bottom:0;mso-position-horizontal:absolute;mso-position-horizontal-relative:page;mso-position-vertical:absolute;mso-position-vertical-relative:text;mso-width-percent:0;mso-width-relative:margin" from="-.25pt,-.05pt" to="651.5pt,-.05pt" o:gfxdata="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" strokecolor="#7030a0">
               <v:stroke joinstyle="miter"/>
@@ -13393,7 +13291,7 @@
             </wp:anchor>
           </w:drawing>
         </mc:Choice>
-        <mc:Fallback xmlns:w16du="http://schemas.microsoft.com/office/word/2023/wordml/word16du" xmlns:w16sdtfl="http://schemas.microsoft.com/office/word/2024/wordml/sdtformatlock">
+        <mc:Fallback xmlns:w16sdtfl="http://schemas.microsoft.com/office/word/2024/wordml/sdtformatlock" xmlns:w16du="http://schemas.microsoft.com/office/word/2023/wordml/word16du">
           <w:pict>
             <v:line w14:anchorId="74E1C4A6" id="Conector reto 14" o:spid="_x0000_s1026" style="position:absolute;z-index:251665408;visibility:visible;mso-wrap-style:square;mso-width-percent:0;mso-wrap-distance-left:9pt;mso-wrap-distance-top:0;mso-wrap-distance-right:9pt;mso-wrap-distance-bottom:0;mso-position-horizontal:left;mso-position-horizontal-relative:page;mso-position-vertical:absolute;mso-position-vertical-relative:text;mso-width-percent:0;mso-width-relative:margin" from="0,40.8pt" to="651.75pt,40.8pt" o:gfxdata="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" strokecolor="#7030a0">
               <v:stroke joinstyle="miter"/>
